--- a/01. UML/01. ERS/ERS_EUREKABANK_SOAP_JAVA_CONBDD_GR08.docx
+++ b/01. UML/01. ERS/ERS_EUREKABANK_SOAP_JAVA_CONBDD_GR08.docx
@@ -2276,12 +2276,21 @@
                               <w:jc w:val="center"/>
                               <w:textDirection w:val="btLr"/>
                             </w:pPr>
+                            <w:proofErr w:type="gramStart"/>
                             <w:r>
                               <w:rPr>
                                 <w:rFonts w:ascii="Calibri" w:eastAsia="Calibri" w:hAnsi="Calibri" w:cs="Calibri"/>
                                 <w:color w:val="000000"/>
                               </w:rPr>
-                              <w:t>MIS.MDU.CCNA.CCIA.</w:t>
+                              <w:t>MIS.MDU.CCNA.CCIA</w:t>
+                            </w:r>
+                            <w:proofErr w:type="gramEnd"/>
+                            <w:r>
+                              <w:rPr>
+                                <w:rFonts w:ascii="Calibri" w:eastAsia="Calibri" w:hAnsi="Calibri" w:cs="Calibri"/>
+                                <w:color w:val="000000"/>
+                              </w:rPr>
+                              <w:t>.</w:t>
                             </w:r>
                           </w:p>
                           <w:p>
@@ -2533,12 +2542,21 @@
                         <w:jc w:val="center"/>
                         <w:textDirection w:val="btLr"/>
                       </w:pPr>
+                      <w:proofErr w:type="gramStart"/>
                       <w:r>
                         <w:rPr>
                           <w:rFonts w:ascii="Calibri" w:eastAsia="Calibri" w:hAnsi="Calibri" w:cs="Calibri"/>
                           <w:color w:val="000000"/>
                         </w:rPr>
-                        <w:t>MIS.MDU.CCNA.CCIA.</w:t>
+                        <w:t>MIS.MDU.CCNA.CCIA</w:t>
+                      </w:r>
+                      <w:proofErr w:type="gramEnd"/>
+                      <w:r>
+                        <w:rPr>
+                          <w:rFonts w:ascii="Calibri" w:eastAsia="Calibri" w:hAnsi="Calibri" w:cs="Calibri"/>
+                          <w:color w:val="000000"/>
+                        </w:rPr>
+                        <w:t>.</w:t>
                       </w:r>
                     </w:p>
                     <w:p>
@@ -6684,7 +6702,15 @@
     </w:p>
     <w:p>
       <w:r>
-        <w:t>Se desea desarrollar una aplicación distribuida bajo la arquitectura Cliente-Servidor para automatizar las operaciones bancarias del sistema EUREKABANK. La solución implementa un Proyecto Web Java que expone la lógica de negocio mediante Web Services SOAP, permitiendo que múltiples clientes consuman los servicios de consulta de movimientos, depósitos, retiros y transferencias.</w:t>
+        <w:t xml:space="preserve">Se desea desarrollar una aplicación distribuida bajo la arquitectura Cliente-Servidor para automatizar las operaciones bancarias del sistema EUREKABANK. La solución implementa un Proyecto Web Java que expone la lógica de negocio mediante Web </w:t>
+      </w:r>
+      <w:proofErr w:type="spellStart"/>
+      <w:r>
+        <w:t>Services</w:t>
+      </w:r>
+      <w:proofErr w:type="spellEnd"/>
+      <w:r>
+        <w:t xml:space="preserve"> SOAP, permitiendo que múltiples clientes consuman los servicios de consulta de movimientos, depósitos, retiros y transferencias.</w:t>
       </w:r>
     </w:p>
     <w:p>
@@ -6735,7 +6761,15 @@
         <w:t xml:space="preserve">Arquitectura Cliente/Servidor: </w:t>
       </w:r>
       <w:r>
-        <w:t>El servidor es un proyecto web donde se publican los Web Services SOAP. El servidor requiere IP estática.</w:t>
+        <w:t xml:space="preserve">El servidor es un proyecto web donde se publican los Web </w:t>
+      </w:r>
+      <w:proofErr w:type="spellStart"/>
+      <w:r>
+        <w:t>Services</w:t>
+      </w:r>
+      <w:proofErr w:type="spellEnd"/>
+      <w:r>
+        <w:t xml:space="preserve"> SOAP. El servidor requiere IP estática.</w:t>
       </w:r>
     </w:p>
     <w:p>
@@ -6846,7 +6880,23 @@
     </w:p>
     <w:p>
       <w:r>
-        <w:t>Este documento detalla la especificación de requerimientos para el desarrollo del sistema EUREKABANK basado en arquitectura Cliente-Servidor. La solución implementa la lógica de negocio en el Backend (Servidor) expuesta mediante Web Services SOAP, consumida por una interfaz de usuario (Cliente). El sistema utiliza base de datos y sigue el patrón arquitectónico MVC.</w:t>
+        <w:t xml:space="preserve">Este documento detalla la especificación de requerimientos para el desarrollo del sistema EUREKABANK basado en arquitectura Cliente-Servidor. La solución implementa la lógica de negocio en el </w:t>
+      </w:r>
+      <w:proofErr w:type="spellStart"/>
+      <w:r>
+        <w:t>Backend</w:t>
+      </w:r>
+      <w:proofErr w:type="spellEnd"/>
+      <w:r>
+        <w:t xml:space="preserve"> (Servidor) expuesta mediante Web </w:t>
+      </w:r>
+      <w:proofErr w:type="spellStart"/>
+      <w:r>
+        <w:t>Services</w:t>
+      </w:r>
+      <w:proofErr w:type="spellEnd"/>
+      <w:r>
+        <w:t xml:space="preserve"> SOAP, consumida por una interfaz de usuario (Cliente). El sistema utiliza base de datos y sigue el patrón arquitectónico MVC.</w:t>
       </w:r>
     </w:p>
     <w:p/>
@@ -6869,7 +6919,15 @@
         <w:spacing w:before="240" w:after="240"/>
       </w:pPr>
       <w:r>
-        <w:t>El propósito de este documento es definir de manera exhaustiva las funciones, restricciones y requisitos técnicos del Sistema EUREKABANK. Está dirigido a los desarrolladores encargados de la implementación de los Web Services, la lógica de negocio y la interfaz de cliente.</w:t>
+        <w:t xml:space="preserve">El propósito de este documento es definir de manera exhaustiva las funciones, restricciones y requisitos técnicos del Sistema EUREKABANK. Está dirigido a los desarrolladores encargados de la implementación de los Web </w:t>
+      </w:r>
+      <w:proofErr w:type="spellStart"/>
+      <w:r>
+        <w:t>Services</w:t>
+      </w:r>
+      <w:proofErr w:type="spellEnd"/>
+      <w:r>
+        <w:t>, la lógica de negocio y la interfaz de cliente.</w:t>
       </w:r>
     </w:p>
     <w:p/>
@@ -6907,15 +6965,32 @@
           <w:bCs/>
         </w:rPr>
       </w:pPr>
+      <w:proofErr w:type="spellStart"/>
       <w:r>
         <w:rPr>
           <w:b/>
           <w:bCs/>
         </w:rPr>
-        <w:t xml:space="preserve">Backend: </w:t>
-      </w:r>
-      <w:r>
-        <w:t>Proyecto Web Java que publica Web Services SOAP (WSDL) para operaciones bancarias.</w:t>
+        <w:t>Backend</w:t>
+      </w:r>
+      <w:proofErr w:type="spellEnd"/>
+      <w:r>
+        <w:rPr>
+          <w:b/>
+          <w:bCs/>
+        </w:rPr>
+        <w:t xml:space="preserve">: </w:t>
+      </w:r>
+      <w:r>
+        <w:t xml:space="preserve">Proyecto Web Java que publica Web </w:t>
+      </w:r>
+      <w:proofErr w:type="spellStart"/>
+      <w:r>
+        <w:t>Services</w:t>
+      </w:r>
+      <w:proofErr w:type="spellEnd"/>
+      <w:r>
+        <w:t xml:space="preserve"> SOAP (WSDL) para operaciones bancarias.</w:t>
       </w:r>
     </w:p>
     <w:p>
@@ -7361,8 +7436,13 @@
             <w:pPr>
               <w:cnfStyle w:val="000000100000" w:firstRow="0" w:lastRow="0" w:firstColumn="0" w:lastColumn="0" w:oddVBand="0" w:evenVBand="0" w:oddHBand="1" w:evenHBand="0" w:firstRowFirstColumn="0" w:firstRowLastColumn="0" w:lastRowFirstColumn="0" w:lastRowLastColumn="0"/>
             </w:pPr>
-            <w:r>
-              <w:t>User Interface</w:t>
+            <w:proofErr w:type="spellStart"/>
+            <w:r>
+              <w:t>User</w:t>
+            </w:r>
+            <w:proofErr w:type="spellEnd"/>
+            <w:r>
+              <w:t xml:space="preserve"> Interface</w:t>
             </w:r>
           </w:p>
         </w:tc>
@@ -7388,8 +7468,13 @@
               <w:cnfStyle w:val="000000000000" w:firstRow="0" w:lastRow="0" w:firstColumn="0" w:lastColumn="0" w:oddVBand="0" w:evenVBand="0" w:oddHBand="0" w:evenHBand="0" w:firstRowFirstColumn="0" w:firstRowLastColumn="0" w:lastRowFirstColumn="0" w:lastRowLastColumn="0"/>
             </w:pPr>
             <w:r>
-              <w:t>Model-View-Controller</w:t>
-            </w:r>
+              <w:t>Model-View-</w:t>
+            </w:r>
+            <w:proofErr w:type="spellStart"/>
+            <w:r>
+              <w:t>Controller</w:t>
+            </w:r>
+            <w:proofErr w:type="spellEnd"/>
           </w:p>
         </w:tc>
       </w:tr>
@@ -7443,8 +7528,21 @@
               <w:cnfStyle w:val="000000000000" w:firstRow="0" w:lastRow="0" w:firstColumn="0" w:lastColumn="0" w:oddVBand="0" w:evenVBand="0" w:oddHBand="0" w:evenHBand="0" w:firstRowFirstColumn="0" w:firstRowLastColumn="0" w:lastRowFirstColumn="0" w:lastRowLastColumn="0"/>
             </w:pPr>
             <w:r>
-              <w:t>Simple Object Access Protocol</w:t>
-            </w:r>
+              <w:t xml:space="preserve">Simple </w:t>
+            </w:r>
+            <w:proofErr w:type="spellStart"/>
+            <w:r>
+              <w:t>Object</w:t>
+            </w:r>
+            <w:proofErr w:type="spellEnd"/>
+            <w:r>
+              <w:t xml:space="preserve"> Access </w:t>
+            </w:r>
+            <w:proofErr w:type="spellStart"/>
+            <w:r>
+              <w:t>Protocol</w:t>
+            </w:r>
+            <w:proofErr w:type="spellEnd"/>
           </w:p>
         </w:tc>
       </w:tr>
@@ -7477,8 +7575,29 @@
             <w:bookmarkStart w:id="14" w:name="_ofuz0no0ihl1" w:colFirst="0" w:colLast="0"/>
             <w:bookmarkEnd w:id="14"/>
             <w:r>
-              <w:t>Web Services Description Language</w:t>
-            </w:r>
+              <w:t xml:space="preserve">Web </w:t>
+            </w:r>
+            <w:proofErr w:type="spellStart"/>
+            <w:r>
+              <w:t>Services</w:t>
+            </w:r>
+            <w:proofErr w:type="spellEnd"/>
+            <w:r>
+              <w:t xml:space="preserve"> </w:t>
+            </w:r>
+            <w:proofErr w:type="spellStart"/>
+            <w:r>
+              <w:t>Description</w:t>
+            </w:r>
+            <w:proofErr w:type="spellEnd"/>
+            <w:r>
+              <w:t xml:space="preserve"> </w:t>
+            </w:r>
+            <w:proofErr w:type="spellStart"/>
+            <w:r>
+              <w:t>Language</w:t>
+            </w:r>
+            <w:proofErr w:type="spellEnd"/>
           </w:p>
         </w:tc>
       </w:tr>
@@ -7746,8 +7865,21 @@
               <w:cnfStyle w:val="000000100000" w:firstRow="0" w:lastRow="0" w:firstColumn="0" w:lastColumn="0" w:oddVBand="0" w:evenVBand="0" w:oddHBand="1" w:evenHBand="0" w:firstRowFirstColumn="0" w:firstRowLastColumn="0" w:lastRowFirstColumn="0" w:lastRowLastColumn="0"/>
             </w:pPr>
             <w:r>
-              <w:t>IEEE Computer Society</w:t>
-            </w:r>
+              <w:t xml:space="preserve">IEEE </w:t>
+            </w:r>
+            <w:proofErr w:type="spellStart"/>
+            <w:r>
+              <w:t>Computer</w:t>
+            </w:r>
+            <w:proofErr w:type="spellEnd"/>
+            <w:r>
+              <w:t xml:space="preserve"> </w:t>
+            </w:r>
+            <w:proofErr w:type="spellStart"/>
+            <w:r>
+              <w:t>Society</w:t>
+            </w:r>
+            <w:proofErr w:type="spellEnd"/>
           </w:p>
         </w:tc>
       </w:tr>
@@ -7785,8 +7917,13 @@
               <w:cnfStyle w:val="000000000000" w:firstRow="0" w:lastRow="0" w:firstColumn="0" w:lastColumn="0" w:oddVBand="0" w:evenVBand="0" w:oddHBand="0" w:evenHBand="0" w:firstRowFirstColumn="0" w:firstRowLastColumn="0" w:lastRowFirstColumn="0" w:lastRowLastColumn="0"/>
             </w:pPr>
             <w:r>
-              <w:t>W3C SOAP Specification</w:t>
-            </w:r>
+              <w:t xml:space="preserve">W3C SOAP </w:t>
+            </w:r>
+            <w:proofErr w:type="spellStart"/>
+            <w:r>
+              <w:t>Specification</w:t>
+            </w:r>
+            <w:proofErr w:type="spellEnd"/>
           </w:p>
         </w:tc>
         <w:tc>
@@ -7888,7 +8025,15 @@
     </w:p>
     <w:p>
       <w:r>
-        <w:t>El sistema EUREKABANK es una solución distribuida que centraliza las operaciones bancarias en un servidor mediante Web Services SOAP. Implementa el patrón MVC en cliente y servidor.</w:t>
+        <w:t xml:space="preserve">El sistema EUREKABANK es una solución distribuida que centraliza las operaciones bancarias en un servidor mediante Web </w:t>
+      </w:r>
+      <w:proofErr w:type="spellStart"/>
+      <w:r>
+        <w:t>Services</w:t>
+      </w:r>
+      <w:proofErr w:type="spellEnd"/>
+      <w:r>
+        <w:t xml:space="preserve"> SOAP. Implementa el patrón MVC en cliente y servidor.</w:t>
       </w:r>
     </w:p>
     <w:p/>
@@ -8037,27 +8182,37 @@
       </w:r>
     </w:p>
     <w:p>
+      <w:pPr>
+        <w:jc w:val="center"/>
+      </w:pPr>
       <w:r>
         <w:rPr>
           <w:noProof/>
         </w:rPr>
         <w:lastRenderedPageBreak/>
         <w:drawing>
-          <wp:inline distT="114300" distB="114300" distL="114300" distR="114300" wp14:anchorId="417B0C37" wp14:editId="28905EFE">
-            <wp:extent cx="5592990" cy="4408488"/>
-            <wp:effectExtent l="0" t="0" r="0" b="0"/>
-            <wp:docPr id="4" name="image1.png"/>
-            <wp:cNvGraphicFramePr/>
+          <wp:inline distT="0" distB="0" distL="0" distR="0" wp14:anchorId="0274ADEB" wp14:editId="3F71765E">
+            <wp:extent cx="4320000" cy="3884609"/>
+            <wp:effectExtent l="0" t="0" r="4445" b="1905"/>
+            <wp:docPr id="858381323" name="Imagen 29"/>
+            <wp:cNvGraphicFramePr>
+              <a:graphicFrameLocks xmlns:a="http://schemas.openxmlformats.org/drawingml/2006/main" noChangeAspect="1"/>
+            </wp:cNvGraphicFramePr>
             <a:graphic xmlns:a="http://schemas.openxmlformats.org/drawingml/2006/main">
               <a:graphicData uri="http://schemas.openxmlformats.org/drawingml/2006/picture">
                 <pic:pic xmlns:pic="http://schemas.openxmlformats.org/drawingml/2006/picture">
                   <pic:nvPicPr>
-                    <pic:cNvPr id="0" name="image1.png"/>
-                    <pic:cNvPicPr preferRelativeResize="0"/>
+                    <pic:cNvPr id="858381323" name="Imagen 858381323"/>
+                    <pic:cNvPicPr/>
                   </pic:nvPicPr>
                   <pic:blipFill>
-                    <a:blip r:embed="rId13"/>
-                    <a:srcRect/>
+                    <a:blip r:embed="rId13">
+                      <a:extLst>
+                        <a:ext uri="{28A0092B-C50C-407E-A947-70E740481C1C}">
+                          <a14:useLocalDpi xmlns:a14="http://schemas.microsoft.com/office/drawing/2010/main" val="0"/>
+                        </a:ext>
+                      </a:extLst>
+                    </a:blip>
                     <a:stretch>
                       <a:fillRect/>
                     </a:stretch>
@@ -8065,12 +8220,11 @@
                   <pic:spPr>
                     <a:xfrm>
                       <a:off x="0" y="0"/>
-                      <a:ext cx="5592990" cy="4408488"/>
+                      <a:ext cx="4320000" cy="3884609"/>
                     </a:xfrm>
                     <a:prstGeom prst="rect">
                       <a:avLst/>
                     </a:prstGeom>
-                    <a:ln/>
                   </pic:spPr>
                 </pic:pic>
               </a:graphicData>
@@ -8382,7 +8536,6 @@
         </w:numPr>
       </w:pPr>
       <w:r>
-        <w:lastRenderedPageBreak/>
         <w:t>Uso de Payara Server.</w:t>
       </w:r>
     </w:p>
@@ -8411,8 +8564,21 @@
         </w:rPr>
         <w:t xml:space="preserve">Estructura de paquetes: </w:t>
       </w:r>
-      <w:r>
-        <w:t>ec.edu.monster (Vista, Modelo, ws, Servicios, Pruebas).</w:t>
+      <w:proofErr w:type="gramStart"/>
+      <w:r>
+        <w:t>ec.edu.monster</w:t>
+      </w:r>
+      <w:proofErr w:type="gramEnd"/>
+      <w:r>
+        <w:t xml:space="preserve"> (Vista, Modelo, </w:t>
+      </w:r>
+      <w:proofErr w:type="spellStart"/>
+      <w:r>
+        <w:t>ws</w:t>
+      </w:r>
+      <w:proofErr w:type="spellEnd"/>
+      <w:r>
+        <w:t>, Servicios, Pruebas).</w:t>
       </w:r>
     </w:p>
     <w:p>
@@ -8482,7 +8648,15 @@
     </w:p>
     <w:p>
       <w:r>
-        <w:t>La interfaz de usuario será desarrollada en Java Swing (o JavaFX), manteniendo un diseño minimalista, intuitivo y funcional. Deberá incluir:</w:t>
+        <w:t xml:space="preserve">La interfaz de usuario será desarrollada en Java Swing (o </w:t>
+      </w:r>
+      <w:proofErr w:type="spellStart"/>
+      <w:r>
+        <w:t>JavaFX</w:t>
+      </w:r>
+      <w:proofErr w:type="spellEnd"/>
+      <w:r>
+        <w:t>), manteniendo un diseño minimalista, intuitivo y funcional. Deberá incluir:</w:t>
       </w:r>
     </w:p>
     <w:p>
@@ -8717,6 +8891,7 @@
                 <w:szCs w:val="20"/>
               </w:rPr>
             </w:pPr>
+            <w:proofErr w:type="spellStart"/>
             <w:r>
               <w:rPr>
                 <w:sz w:val="20"/>
@@ -8724,6 +8899,7 @@
               </w:rPr>
               <w:t>Caracterisitcas</w:t>
             </w:r>
+            <w:proofErr w:type="spellEnd"/>
           </w:p>
         </w:tc>
         <w:tc>
@@ -8815,7 +8991,15 @@
               </w:rPr>
             </w:pPr>
             <w:r>
-              <w:t>Aloja Payara Server, Web Services y Base de Datos. Requiere IP Estática.</w:t>
+              <w:t xml:space="preserve">Aloja Payara Server, Web </w:t>
+            </w:r>
+            <w:proofErr w:type="spellStart"/>
+            <w:r>
+              <w:t>Services</w:t>
+            </w:r>
+            <w:proofErr w:type="spellEnd"/>
+            <w:r>
+              <w:t xml:space="preserve"> y Base de Datos. Requiere IP Estática.</w:t>
             </w:r>
           </w:p>
         </w:tc>
@@ -8881,7 +9065,15 @@
               </w:rPr>
             </w:pPr>
             <w:r>
-              <w:t>Ejecuta la aplicación cliente Java Swing que consume los Web Services.</w:t>
+              <w:t xml:space="preserve">Ejecuta la aplicación cliente Java Swing que consume los Web </w:t>
+            </w:r>
+            <w:proofErr w:type="spellStart"/>
+            <w:r>
+              <w:t>Services</w:t>
+            </w:r>
+            <w:proofErr w:type="spellEnd"/>
+            <w:r>
+              <w:t>.</w:t>
             </w:r>
           </w:p>
         </w:tc>
@@ -9040,6 +9232,7 @@
       <w:bookmarkStart w:id="33" w:name="_tzytte9wi99p" w:colFirst="0" w:colLast="0"/>
       <w:bookmarkEnd w:id="33"/>
       <w:r>
+        <w:lastRenderedPageBreak/>
         <w:t xml:space="preserve">Tabla </w:t>
       </w:r>
       <w:r>
@@ -9181,7 +9374,15 @@
               </w:rPr>
             </w:pPr>
             <w:r>
-              <w:t>Hospedar el proyecto Web y publicar Web Services SOAP</w:t>
+              <w:t xml:space="preserve">Hospedar el proyecto Web y publicar Web </w:t>
+            </w:r>
+            <w:proofErr w:type="spellStart"/>
+            <w:r>
+              <w:t>Services</w:t>
+            </w:r>
+            <w:proofErr w:type="spellEnd"/>
+            <w:r>
+              <w:t xml:space="preserve"> SOAP</w:t>
             </w:r>
           </w:p>
         </w:tc>
@@ -9232,7 +9433,15 @@
               </w:rPr>
             </w:pPr>
             <w:r>
-              <w:t>Desarrollo del backend y frontend</w:t>
+              <w:t xml:space="preserve">Desarrollo del </w:t>
+            </w:r>
+            <w:proofErr w:type="spellStart"/>
+            <w:r>
+              <w:t>backend</w:t>
+            </w:r>
+            <w:proofErr w:type="spellEnd"/>
+            <w:r>
+              <w:t xml:space="preserve"> y frontend</w:t>
             </w:r>
           </w:p>
         </w:tc>
@@ -9305,8 +9514,13 @@
               </w:rPr>
             </w:pPr>
             <w:r>
-              <w:t>Framework Web Services</w:t>
-            </w:r>
+              <w:t xml:space="preserve">Framework Web </w:t>
+            </w:r>
+            <w:proofErr w:type="spellStart"/>
+            <w:r>
+              <w:t>Services</w:t>
+            </w:r>
+            <w:proofErr w:type="spellEnd"/>
           </w:p>
         </w:tc>
         <w:tc>
@@ -9321,7 +9535,15 @@
               </w:rPr>
             </w:pPr>
             <w:r>
-              <w:t>JAX-WS (Jakarta)</w:t>
+              <w:t>JAX-WS (</w:t>
+            </w:r>
+            <w:proofErr w:type="spellStart"/>
+            <w:r>
+              <w:t>Jakarta</w:t>
+            </w:r>
+            <w:proofErr w:type="spellEnd"/>
+            <w:r>
+              <w:t>)</w:t>
             </w:r>
           </w:p>
         </w:tc>
@@ -9502,7 +9724,15 @@
     </w:p>
     <w:p>
       <w:r>
-        <w:t>El endpoint del Web Service será similar a:</w:t>
+        <w:t xml:space="preserve">El </w:t>
+      </w:r>
+      <w:proofErr w:type="spellStart"/>
+      <w:r>
+        <w:t>endpoint</w:t>
+      </w:r>
+      <w:proofErr w:type="spellEnd"/>
+      <w:r>
+        <w:t xml:space="preserve"> del Web Service será similar a:</w:t>
       </w:r>
     </w:p>
     <w:p>
@@ -9512,7 +9742,15 @@
     </w:p>
     <w:p>
       <w:r>
-        <w:t>El cliente generará los proxies mediante la herramienta “Web Service Client” de NetBeans a partir del WSDL publicado.</w:t>
+        <w:t xml:space="preserve">El cliente generará los </w:t>
+      </w:r>
+      <w:proofErr w:type="spellStart"/>
+      <w:r>
+        <w:t>proxies</w:t>
+      </w:r>
+      <w:proofErr w:type="spellEnd"/>
+      <w:r>
+        <w:t xml:space="preserve"> mediante la herramienta “Web Service Client” de NetBeans a partir del WSDL publicado.</w:t>
       </w:r>
       <w:r>
         <w:br/>
@@ -9540,7 +9778,15 @@
     </w:p>
     <w:p>
       <w:r>
-        <w:t>Desarrollar un sistema distribuido bajo arquitectura Cliente-Servidor utilizando Web Services SOAP en Payara Server, que permita gestionar de forma segura y confiable las operaciones bancarias básicas del EUREKABANK (login, consulta de movimientos, depósitos, retiros y transferencias).</w:t>
+        <w:t xml:space="preserve">Desarrollar un sistema distribuido bajo arquitectura Cliente-Servidor utilizando Web </w:t>
+      </w:r>
+      <w:proofErr w:type="spellStart"/>
+      <w:r>
+        <w:t>Services</w:t>
+      </w:r>
+      <w:proofErr w:type="spellEnd"/>
+      <w:r>
+        <w:t xml:space="preserve"> SOAP en Payara Server, que permita gestionar de forma segura y confiable las operaciones bancarias básicas del EUREKABANK (login, consulta de movimientos, depósitos, retiros y transferencias).</w:t>
       </w:r>
     </w:p>
     <w:p/>
@@ -9561,7 +9807,6 @@
       <w:bookmarkStart w:id="37" w:name="_o3m8mvjpx95" w:colFirst="0" w:colLast="0"/>
       <w:bookmarkEnd w:id="37"/>
       <w:r>
-        <w:lastRenderedPageBreak/>
         <w:t>Tabla 7. Autenticación y Seguridad (Login)</w:t>
       </w:r>
     </w:p>
@@ -9651,6 +9896,7 @@
           </w:tcPr>
           <w:p>
             <w:r>
+              <w:lastRenderedPageBreak/>
               <w:t xml:space="preserve">Importancia </w:t>
             </w:r>
           </w:p>
@@ -10580,7 +10826,6 @@
                 <w:bCs w:val="0"/>
                 <w:color w:val="000000"/>
               </w:rPr>
-              <w:lastRenderedPageBreak/>
               <w:t>Descripción</w:t>
             </w:r>
           </w:p>
@@ -10707,6 +10952,7 @@
                 <w:bCs w:val="0"/>
                 <w:color w:val="000000"/>
               </w:rPr>
+              <w:lastRenderedPageBreak/>
               <w:t>Importancia</w:t>
             </w:r>
           </w:p>
@@ -12747,6 +12993,7 @@
     </w:p>
     <w:p>
       <w:r>
+        <w:lastRenderedPageBreak/>
         <w:t>Garantizar que el sistema cumpla con estándares de calidad, seguridad, rendimiento y mantenibilidad.</w:t>
       </w:r>
     </w:p>
@@ -12995,7 +13242,15 @@
               <w:cnfStyle w:val="000000100000" w:firstRow="0" w:lastRow="0" w:firstColumn="0" w:lastColumn="0" w:oddVBand="0" w:evenVBand="0" w:oddHBand="1" w:evenHBand="0" w:firstRowFirstColumn="0" w:firstRowLastColumn="0" w:lastRowFirstColumn="0" w:lastRowLastColumn="0"/>
             </w:pPr>
             <w:r>
-              <w:t>El backend debe desplegarse como archivo .WAR en Payara Server.</w:t>
+              <w:t xml:space="preserve">El </w:t>
+            </w:r>
+            <w:proofErr w:type="spellStart"/>
+            <w:r>
+              <w:t>backend</w:t>
+            </w:r>
+            <w:proofErr w:type="spellEnd"/>
+            <w:r>
+              <w:t xml:space="preserve"> debe desplegarse como archivo .WAR en Payara Server.</w:t>
             </w:r>
           </w:p>
         </w:tc>
@@ -13497,7 +13752,6 @@
           </w:tcPr>
           <w:p>
             <w:r>
-              <w:lastRenderedPageBreak/>
               <w:t>Estado</w:t>
             </w:r>
           </w:p>
@@ -13534,6 +13788,7 @@
       </w:pPr>
       <w:bookmarkStart w:id="57" w:name="_Toc229764419"/>
       <w:r>
+        <w:lastRenderedPageBreak/>
         <w:t>8.4.1 Restricciones de Diseño</w:t>
       </w:r>
       <w:bookmarkEnd w:id="57"/>
@@ -13559,7 +13814,21 @@
         <w:rPr>
           <w:lang w:val="es-EC"/>
         </w:rPr>
-        <w:t>Arquitectura orientada a servicios (SOA) con Web Services SOAP.</w:t>
+        <w:t xml:space="preserve">Arquitectura orientada a servicios (SOA) con Web </w:t>
+      </w:r>
+      <w:proofErr w:type="spellStart"/>
+      <w:r>
+        <w:rPr>
+          <w:lang w:val="es-EC"/>
+        </w:rPr>
+        <w:t>Services</w:t>
+      </w:r>
+      <w:proofErr w:type="spellEnd"/>
+      <w:r>
+        <w:rPr>
+          <w:lang w:val="es-EC"/>
+        </w:rPr>
+        <w:t xml:space="preserve"> SOAP.</w:t>
       </w:r>
     </w:p>
     <w:p>
@@ -13593,7 +13862,35 @@
         <w:rPr>
           <w:lang w:val="es-EC"/>
         </w:rPr>
-        <w:t>Estructura de paquetes: ec.edu.monster (Vista, Modelo, ws, Servicios, Pruebas).</w:t>
+        <w:t xml:space="preserve">Estructura de paquetes: </w:t>
+      </w:r>
+      <w:proofErr w:type="gramStart"/>
+      <w:r>
+        <w:rPr>
+          <w:lang w:val="es-EC"/>
+        </w:rPr>
+        <w:t>ec.edu.monster</w:t>
+      </w:r>
+      <w:proofErr w:type="gramEnd"/>
+      <w:r>
+        <w:rPr>
+          <w:lang w:val="es-EC"/>
+        </w:rPr>
+        <w:t xml:space="preserve"> (Vista, Modelo, </w:t>
+      </w:r>
+      <w:proofErr w:type="spellStart"/>
+      <w:r>
+        <w:rPr>
+          <w:lang w:val="es-EC"/>
+        </w:rPr>
+        <w:t>ws</w:t>
+      </w:r>
+      <w:proofErr w:type="spellEnd"/>
+      <w:r>
+        <w:rPr>
+          <w:lang w:val="es-EC"/>
+        </w:rPr>
+        <w:t>, Servicios, Pruebas).</w:t>
       </w:r>
     </w:p>
     <w:p>
@@ -13807,7 +14104,15 @@
     </w:p>
     <w:p>
       <w:r>
-        <w:t>El diseño de la interfaz de usuario en Java Swing (o JavaFX) debe ser ligero, intuitivo y altamente responsive. La aplicación cliente deberá presentar:</w:t>
+        <w:t xml:space="preserve">El diseño de la interfaz de usuario en Java Swing (o </w:t>
+      </w:r>
+      <w:proofErr w:type="spellStart"/>
+      <w:r>
+        <w:t>JavaFX</w:t>
+      </w:r>
+      <w:proofErr w:type="spellEnd"/>
+      <w:r>
+        <w:t>) debe ser ligero, intuitivo y altamente responsive. La aplicación cliente deberá presentar:</w:t>
       </w:r>
     </w:p>
     <w:p>
@@ -13866,11 +14171,23 @@
         </w:rPr>
       </w:pPr>
       <w:r>
-        <w:t xml:space="preserve">El tiempo de respuesta visual desde que el usuario presiona el botón correspondiente (“Consultar”, “Depositar”, “Retirar”, “Transferir”) hasta que se muestra el resultado en pantalla debe ser imperceptible en red local, con un máximo de 500 ms. Esto incluye el tiempo de marshalling/unmarshalling de los mensajes SOAP y la renderización de los </w:t>
-      </w:r>
-      <w:r>
-        <w:lastRenderedPageBreak/>
-        <w:t>datos en la interfaz.</w:t>
+        <w:t xml:space="preserve">El tiempo de respuesta visual desde que el usuario presiona el botón correspondiente (“Consultar”, “Depositar”, “Retirar”, “Transferir”) hasta que se muestra el resultado en pantalla debe ser imperceptible en red local, con un máximo de 500 ms. Esto incluye el tiempo de </w:t>
+      </w:r>
+      <w:proofErr w:type="spellStart"/>
+      <w:r>
+        <w:t>marshalling</w:t>
+      </w:r>
+      <w:proofErr w:type="spellEnd"/>
+      <w:r>
+        <w:t>/</w:t>
+      </w:r>
+      <w:proofErr w:type="spellStart"/>
+      <w:r>
+        <w:t>unmarshalling</w:t>
+      </w:r>
+      <w:proofErr w:type="spellEnd"/>
+      <w:r>
+        <w:t xml:space="preserve"> de los mensajes SOAP y la renderización de los datos en la interfaz.</w:t>
       </w:r>
     </w:p>
     <w:p>
@@ -13909,7 +14226,35 @@
         </w:pBdr>
       </w:pPr>
       <w:r>
-        <w:t>El sistema requiere que el servidor donde reside Payara Server cuente con una conexión de red estable preferiblemente mediante cable Ethernet (conexión cableada). Esto es fundamental para mantener la IP Estática sin micro-cortes o fluctuaciones que puedan afectar el pool de hilos del servidor de aplicaciones y causar timeouts en las invocaciones a los Web Services.</w:t>
+        <w:t xml:space="preserve">El sistema requiere que el servidor donde reside Payara Server cuente con una conexión </w:t>
+      </w:r>
+      <w:r>
+        <w:lastRenderedPageBreak/>
+        <w:t xml:space="preserve">de red estable preferiblemente mediante cable Ethernet (conexión cableada). Esto es fundamental para mantener la IP Estática sin </w:t>
+      </w:r>
+      <w:proofErr w:type="spellStart"/>
+      <w:r>
+        <w:t>micro-cortes</w:t>
+      </w:r>
+      <w:proofErr w:type="spellEnd"/>
+      <w:r>
+        <w:t xml:space="preserve"> o fluctuaciones que puedan afectar el pool de hilos del servidor de aplicaciones y causar </w:t>
+      </w:r>
+      <w:proofErr w:type="spellStart"/>
+      <w:r>
+        <w:t>timeouts</w:t>
+      </w:r>
+      <w:proofErr w:type="spellEnd"/>
+      <w:r>
+        <w:t xml:space="preserve"> en las invocaciones a los Web </w:t>
+      </w:r>
+      <w:proofErr w:type="spellStart"/>
+      <w:r>
+        <w:t>Services</w:t>
+      </w:r>
+      <w:proofErr w:type="spellEnd"/>
+      <w:r>
+        <w:t>.</w:t>
       </w:r>
     </w:p>
     <w:p>
@@ -13997,7 +14342,15 @@
         </w:rPr>
       </w:pPr>
       <w:r>
-        <w:t>Los clientes pueden funcionar en computadoras de escritorio o portátiles con mínimo 4 GB de RAM y conexión de red estable (cableada o Wi-Fi).</w:t>
+        <w:t xml:space="preserve">Los clientes pueden funcionar en computadoras de escritorio o portátiles con mínimo 4 GB de RAM y conexión de red estable (cableada o </w:t>
+      </w:r>
+      <w:proofErr w:type="spellStart"/>
+      <w:r>
+        <w:t>Wi</w:t>
+      </w:r>
+      <w:proofErr w:type="spellEnd"/>
+      <w:r>
+        <w:t>-Fi).</w:t>
       </w:r>
     </w:p>
     <w:p/>
@@ -14036,7 +14389,23 @@
         </w:pBdr>
       </w:pPr>
       <w:r>
-        <w:t>Se utilizará JAX-WS para el desarrollo y publicación de los Web Services SOAP, asegurando que el archivo WSDL sea accesible externamente a través del puerto 8080 (o el configurado en el dominio de Payara). Tanto el cliente como el servidor deben compilarse y ejecutarse bajo el mismo servidor de aplicaciones Payara Community 5.x o 6.x.</w:t>
+        <w:t xml:space="preserve">Se utilizará JAX-WS para el desarrollo y publicación de los Web </w:t>
+      </w:r>
+      <w:proofErr w:type="spellStart"/>
+      <w:r>
+        <w:t>Services</w:t>
+      </w:r>
+      <w:proofErr w:type="spellEnd"/>
+      <w:r>
+        <w:t xml:space="preserve"> SOAP, asegurando que el archivo WSDL sea accesible externamente a través del puerto 8080 (o el configurado en el dominio de Payara). Tanto el cliente como el servidor deben compilarse y ejecutarse bajo el mismo servidor de aplicaciones Payara </w:t>
+      </w:r>
+      <w:proofErr w:type="spellStart"/>
+      <w:r>
+        <w:t>Community</w:t>
+      </w:r>
+      <w:proofErr w:type="spellEnd"/>
+      <w:r>
+        <w:t xml:space="preserve"> 5.x o 6.x.</w:t>
       </w:r>
     </w:p>
     <w:p>
@@ -14053,7 +14422,15 @@
         </w:rPr>
       </w:pPr>
       <w:r>
-        <w:t>Además, se debe mantener compatibilidad con las librerías JDBC correspondientes al motor de base de datos (MySQL Connector o Microsoft SQL Server JDBC Driver).</w:t>
+        <w:t xml:space="preserve">Además, se debe mantener compatibilidad con las librerías JDBC correspondientes al motor de base de datos (MySQL </w:t>
+      </w:r>
+      <w:proofErr w:type="spellStart"/>
+      <w:r>
+        <w:t>Connector</w:t>
+      </w:r>
+      <w:proofErr w:type="spellEnd"/>
+      <w:r>
+        <w:t xml:space="preserve"> o Microsoft SQL Server JDBC Driver).</w:t>
       </w:r>
     </w:p>
     <w:p>
@@ -14088,7 +14465,15 @@
     </w:p>
     <w:p>
       <w:r>
-        <w:t>Se recomienda configurar timeouts adecuados en el cliente (ej. 10-15 segundos) para manejar posibles demoras en la red y evitar bloqueos en la interfaz gráfica.</w:t>
+        <w:t xml:space="preserve">Se recomienda configurar </w:t>
+      </w:r>
+      <w:proofErr w:type="spellStart"/>
+      <w:r>
+        <w:t>timeouts</w:t>
+      </w:r>
+      <w:proofErr w:type="spellEnd"/>
+      <w:r>
+        <w:t xml:space="preserve"> adecuados en el cliente (ej. 10-15 segundos) para manejar posibles demoras en la red y evitar bloqueos en la interfaz gráfica.</w:t>
       </w:r>
     </w:p>
     <w:p/>
@@ -14104,12 +14489,56 @@
     </w:p>
     <w:p>
       <w:r>
-        <w:t>El sistema debe interactuar con una base de datos relacional (preferiblemente MySQL 8 o Microsoft SQL Server). La conexión a la base de datos será configurable mediante un archivo de propiedades externo (db.properties), permitiendo cambiar fácilmente host, puerto, usuario, contraseña y tipo de base de datos sin recompilar el proyecto.</w:t>
+        <w:t>El sistema debe interactuar con una base de datos relacional (preferiblemente MySQL 8 o Microsoft SQL Server). La conexión a la base de datos será configurable mediante un archivo de propiedades externo (</w:t>
+      </w:r>
+      <w:proofErr w:type="spellStart"/>
+      <w:proofErr w:type="gramStart"/>
+      <w:r>
+        <w:t>db.properties</w:t>
+      </w:r>
+      <w:proofErr w:type="spellEnd"/>
+      <w:proofErr w:type="gramEnd"/>
+      <w:r>
+        <w:t>), permitiendo cambiar fácilmente host, puerto, usuario, contraseña y tipo de base de datos sin recompilar el proyecto.</w:t>
       </w:r>
     </w:p>
     <w:p>
       <w:r>
-        <w:t>Todas las operaciones críticas (depósitos, retiros y transferencias) deben garantizar integridad transaccional mediante el uso de transacciones ACID (setAutoCommit(false) + commit() / rollback()).</w:t>
+        <w:t>Todas las operaciones críticas (depósitos, retiros y transferencias) deben garantizar integridad transaccional mediante el uso de transacciones ACID (</w:t>
+      </w:r>
+      <w:proofErr w:type="spellStart"/>
+      <w:r>
+        <w:t>setAutoCommit</w:t>
+      </w:r>
+      <w:proofErr w:type="spellEnd"/>
+      <w:r>
+        <w:t xml:space="preserve">(false) + </w:t>
+      </w:r>
+      <w:proofErr w:type="spellStart"/>
+      <w:proofErr w:type="gramStart"/>
+      <w:r>
+        <w:t>commit</w:t>
+      </w:r>
+      <w:proofErr w:type="spellEnd"/>
+      <w:r>
+        <w:t>(</w:t>
+      </w:r>
+      <w:proofErr w:type="gramEnd"/>
+      <w:r>
+        <w:t xml:space="preserve">) / </w:t>
+      </w:r>
+      <w:proofErr w:type="spellStart"/>
+      <w:proofErr w:type="gramStart"/>
+      <w:r>
+        <w:t>rollback</w:t>
+      </w:r>
+      <w:proofErr w:type="spellEnd"/>
+      <w:r>
+        <w:t>(</w:t>
+      </w:r>
+      <w:proofErr w:type="gramEnd"/>
+      <w:r>
+        <w:t>)).</w:t>
       </w:r>
     </w:p>
     <w:p/>
@@ -14153,7 +14582,19 @@
         </w:numPr>
       </w:pPr>
       <w:r>
-        <w:t>Realizar configuración de IP estática en el servidor (preferiblemente mediante reserva DHCP por MAC Address).</w:t>
+        <w:t xml:space="preserve">Realizar configuración de IP estática en el servidor (preferiblemente mediante </w:t>
+      </w:r>
+      <w:r>
+        <w:lastRenderedPageBreak/>
+        <w:t xml:space="preserve">reserva DHCP por MAC </w:t>
+      </w:r>
+      <w:proofErr w:type="spellStart"/>
+      <w:r>
+        <w:t>Address</w:t>
+      </w:r>
+      <w:proofErr w:type="spellEnd"/>
+      <w:r>
+        <w:t>).</w:t>
       </w:r>
     </w:p>
     <w:p>
@@ -14197,7 +14638,23 @@
         </w:numPr>
       </w:pPr>
       <w:r>
-        <w:t>Utilizar BigDecimal en caso de requerir mayor precisión en cálculos financieros (aunque actualmente se usa double).</w:t>
+        <w:t xml:space="preserve">Utilizar </w:t>
+      </w:r>
+      <w:proofErr w:type="spellStart"/>
+      <w:r>
+        <w:t>BigDecimal</w:t>
+      </w:r>
+      <w:proofErr w:type="spellEnd"/>
+      <w:r>
+        <w:t xml:space="preserve"> en caso de requerir mayor precisión en cálculos financieros (aunque actualmente se usa </w:t>
+      </w:r>
+      <w:proofErr w:type="spellStart"/>
+      <w:r>
+        <w:t>double</w:t>
+      </w:r>
+      <w:proofErr w:type="spellEnd"/>
+      <w:r>
+        <w:t>).</w:t>
       </w:r>
     </w:p>
     <w:p>
@@ -14208,7 +14665,31 @@
         </w:numPr>
       </w:pPr>
       <w:r>
-        <w:t>Configurar el tamaño del heap memory de Payara (mínimo 2 GB) para evitar errores OutOfMemoryError.</w:t>
+        <w:t xml:space="preserve">Configurar el tamaño del </w:t>
+      </w:r>
+      <w:proofErr w:type="spellStart"/>
+      <w:r>
+        <w:t>heap</w:t>
+      </w:r>
+      <w:proofErr w:type="spellEnd"/>
+      <w:r>
+        <w:t xml:space="preserve"> </w:t>
+      </w:r>
+      <w:proofErr w:type="spellStart"/>
+      <w:r>
+        <w:t>memory</w:t>
+      </w:r>
+      <w:proofErr w:type="spellEnd"/>
+      <w:r>
+        <w:t xml:space="preserve"> de Payara (mínimo 2 GB) para evitar errores </w:t>
+      </w:r>
+      <w:proofErr w:type="spellStart"/>
+      <w:r>
+        <w:t>OutOfMemoryError</w:t>
+      </w:r>
+      <w:proofErr w:type="spellEnd"/>
+      <w:r>
+        <w:t>.</w:t>
       </w:r>
     </w:p>
     <w:p>
@@ -14230,7 +14711,15 @@
         </w:numPr>
       </w:pPr>
       <w:r>
-        <w:t>Validar todos los datos de entrada en la capa cliente antes de invocar los Web Services.</w:t>
+        <w:t xml:space="preserve">Validar todos los datos de entrada en la capa cliente antes de invocar los Web </w:t>
+      </w:r>
+      <w:proofErr w:type="spellStart"/>
+      <w:r>
+        <w:t>Services</w:t>
+      </w:r>
+      <w:proofErr w:type="spellEnd"/>
+      <w:r>
+        <w:t>.</w:t>
       </w:r>
     </w:p>
     <w:p>
@@ -14241,7 +14730,15 @@
         </w:numPr>
       </w:pPr>
       <w:r>
-        <w:t>Generar y guardar una copia del archivo WSDL del servicio para facilitar la regeneración de proxies en el cliente.</w:t>
+        <w:t xml:space="preserve">Generar y guardar una copia del archivo WSDL del servicio para facilitar la regeneración de </w:t>
+      </w:r>
+      <w:proofErr w:type="spellStart"/>
+      <w:r>
+        <w:t>proxies</w:t>
+      </w:r>
+      <w:proofErr w:type="spellEnd"/>
+      <w:r>
+        <w:t xml:space="preserve"> en el cliente.</w:t>
       </w:r>
     </w:p>
     <w:p>
@@ -14310,7 +14807,15 @@
         </w:numPr>
       </w:pPr>
       <w:r>
-        <w:t>El sistema EUREKABANK implementa una arquitectura distribuida robusta bajo el modelo Cliente-Servidor, utilizando Web Services SOAP sobre Payara Server.</w:t>
+        <w:t xml:space="preserve">El sistema EUREKABANK implementa una arquitectura distribuida robusta bajo el modelo Cliente-Servidor, utilizando Web </w:t>
+      </w:r>
+      <w:proofErr w:type="spellStart"/>
+      <w:r>
+        <w:t>Services</w:t>
+      </w:r>
+      <w:proofErr w:type="spellEnd"/>
+      <w:r>
+        <w:t xml:space="preserve"> SOAP sobre Payara Server.</w:t>
       </w:r>
     </w:p>
     <w:p>
@@ -14343,7 +14848,15 @@
         </w:numPr>
       </w:pPr>
       <w:r>
-        <w:t>Este proyecto demuestra la capacidad de desarrollar aplicaciones empresariales distribuidas utilizando tecnologías Java estándar (Jakarta EE), cumpliendo con buenas prácticas de desarrollo y los lineamientos solicitados por la institución.</w:t>
+        <w:t>Este proyecto demuestra la capacidad de desarrollar aplicaciones empresariales distribuidas utilizando tecnologías Java estándar (</w:t>
+      </w:r>
+      <w:proofErr w:type="spellStart"/>
+      <w:r>
+        <w:t>Jakarta</w:t>
+      </w:r>
+      <w:proofErr w:type="spellEnd"/>
+      <w:r>
+        <w:t xml:space="preserve"> EE), cumpliendo con buenas prácticas de desarrollo y los lineamientos solicitados por la institución.</w:t>
       </w:r>
     </w:p>
     <w:p>
@@ -14417,8 +14930,15 @@
         <w:ind w:left="720"/>
       </w:pPr>
       <w:r>
-        <w:lastRenderedPageBreak/>
-        <w:t xml:space="preserve">Oracle Corporation. </w:t>
+        <w:t xml:space="preserve">Oracle </w:t>
+      </w:r>
+      <w:proofErr w:type="spellStart"/>
+      <w:r>
+        <w:t>Corporation</w:t>
+      </w:r>
+      <w:proofErr w:type="spellEnd"/>
+      <w:r>
+        <w:t xml:space="preserve">. </w:t>
       </w:r>
       <w:r>
         <w:rPr>
@@ -14440,7 +14960,35 @@
         <w:ind w:left="720"/>
       </w:pPr>
       <w:r>
-        <w:t>Payara Foundation. (2024). Payara Server Community Documentation. Recuperado de: https://docs.payara.fish/</w:t>
+        <w:t xml:space="preserve">Payara </w:t>
+      </w:r>
+      <w:proofErr w:type="spellStart"/>
+      <w:r>
+        <w:t>Foundation</w:t>
+      </w:r>
+      <w:proofErr w:type="spellEnd"/>
+      <w:r>
+        <w:t xml:space="preserve">. (2024). Payara Server </w:t>
+      </w:r>
+      <w:proofErr w:type="spellStart"/>
+      <w:r>
+        <w:t>Community</w:t>
+      </w:r>
+      <w:proofErr w:type="spellEnd"/>
+      <w:r>
+        <w:t xml:space="preserve"> </w:t>
+      </w:r>
+      <w:proofErr w:type="spellStart"/>
+      <w:r>
+        <w:t>Documentation</w:t>
+      </w:r>
+      <w:proofErr w:type="spellEnd"/>
+      <w:r>
+        <w:t xml:space="preserve">. </w:t>
+      </w:r>
+      <w:r>
+        <w:lastRenderedPageBreak/>
+        <w:t>Recuperado de: https://docs.payara.fish/</w:t>
       </w:r>
     </w:p>
     <w:p>
@@ -14472,7 +15020,23 @@
         <w:ind w:left="720"/>
       </w:pPr>
       <w:r>
-        <w:t xml:space="preserve">IEEE Computer Society. </w:t>
+        <w:t xml:space="preserve">IEEE </w:t>
+      </w:r>
+      <w:proofErr w:type="spellStart"/>
+      <w:r>
+        <w:t>Computer</w:t>
+      </w:r>
+      <w:proofErr w:type="spellEnd"/>
+      <w:r>
+        <w:t xml:space="preserve"> </w:t>
+      </w:r>
+      <w:proofErr w:type="spellStart"/>
+      <w:r>
+        <w:t>Society</w:t>
+      </w:r>
+      <w:proofErr w:type="spellEnd"/>
+      <w:r>
+        <w:t xml:space="preserve">. </w:t>
       </w:r>
       <w:r>
         <w:rPr>
@@ -14493,8 +15057,37 @@
       <w:pPr>
         <w:ind w:left="720"/>
       </w:pPr>
-      <w:r>
-        <w:t>Jakarta EE. (2023). Jakarta XML Web Services (JAX-WS) Documentation. Recuperado de: https://jakarta.ee/specifications/xml-web-services/</w:t>
+      <w:proofErr w:type="spellStart"/>
+      <w:r>
+        <w:t>Jakarta</w:t>
+      </w:r>
+      <w:proofErr w:type="spellEnd"/>
+      <w:r>
+        <w:t xml:space="preserve"> EE. (2023). </w:t>
+      </w:r>
+      <w:proofErr w:type="spellStart"/>
+      <w:r>
+        <w:t>Jakarta</w:t>
+      </w:r>
+      <w:proofErr w:type="spellEnd"/>
+      <w:r>
+        <w:t xml:space="preserve"> XML Web </w:t>
+      </w:r>
+      <w:proofErr w:type="spellStart"/>
+      <w:r>
+        <w:t>Services</w:t>
+      </w:r>
+      <w:proofErr w:type="spellEnd"/>
+      <w:r>
+        <w:t xml:space="preserve"> (JAX-WS) </w:t>
+      </w:r>
+      <w:proofErr w:type="spellStart"/>
+      <w:r>
+        <w:t>Documentation</w:t>
+      </w:r>
+      <w:proofErr w:type="spellEnd"/>
+      <w:r>
+        <w:t>. Recuperado de: https://jakarta.ee/specifications/xml-web-services/</w:t>
       </w:r>
     </w:p>
     <w:sectPr>
